--- a/brugada-catt/manuscript/Brugada_CATT_Methods_Results.docx
+++ b/brugada-catt/manuscript/Brugada_CATT_Methods_Results.docx
@@ -314,7 +314,22 @@
         <w:pStyle w:val="FirstParagraph"/>
       </w:pPr>
       <w:r>
-        <w:t xml:space="preserve">The diagnostic label takes the value 2 in seven records, a value the database documentation does not define. We treated labels 1 and 2 as BrS-positive, and checked that excluding these seven records does not change the results (Section 3.9).</w:t>
+        <w:t xml:space="preserve">The diagnostic label takes the value 2 in seven records, a value that the database README describes only as</w:t>
+      </w:r>
+      <w:r>
+        <w:t xml:space="preserve"> </w:t>
+      </w:r>
+      <w:r>
+        <w:t xml:space="preserve">“</w:t>
+      </w:r>
+      <w:r>
+        <w:t xml:space="preserve">other/atypical cases</w:t>
+      </w:r>
+      <w:r>
+        <w:t xml:space="preserve">”</w:t>
+      </w:r>
+      <w:r>
+        <w:t xml:space="preserve">. We treated labels 1 and 2 as BrS-positive, and checked that excluding these seven records does not change the results (Section 3.9).</w:t>
       </w:r>
     </w:p>
     <w:p>
@@ -322,7 +337,7 @@
         <w:pStyle w:val="BodyText"/>
       </w:pPr>
       <w:r>
-        <w:t xml:space="preserve">We removed four exact duplicates (patient IDs 844915, 1220716, 1366050, 1307673; the first copy was kept) and three records containing flat-line segments of at least 2 s (267630, 903802, 1230482). None of the removed records belonged to a patient with sudden death. The final cohort has 356 recordings, 73 of them BrS-positive (20.5%).</w:t>
+        <w:t xml:space="preserve">We removed four exact duplicates (patient IDs 844915, 1220716, 1366050, 1307673; the first copy was kept) and three records containing flat-line segments of at least 2 s in at least one lead (267630, 903802, 1230482). None of the removed records belonged to a patient with sudden death. The final cohort has 356 recordings, 73 of them BrS-positive (20.5%).</w:t>
       </w:r>
     </w:p>
     <w:p>
@@ -1090,7 +1105,7 @@
         <w:pStyle w:val="FirstParagraph"/>
       </w:pPr>
       <w:r>
-        <w:t xml:space="preserve">All cohorts were mapped to one format: one representative beat per patient, nine leads (I, II, III, V1–V6), 100 Hz, 75 samples (−290 ms to +460 ms around the QRS complex), each lead z-scored. We chose 100 Hz because it is the native rate of Brugada-HUCA. We kept nine leads because they are the leads available in both Melo cohorts.</w:t>
+        <w:t xml:space="preserve">All cohorts were mapped to one format: one representative beat per patient, nine leads (I, II, III, V1–V6), 100 Hz, 75 samples with the QRS energy peak at sample 28 (−280 ms to +460 ms around it), each lead z-scored. We chose 100 Hz because it is the native rate of Brugada-HUCA. We kept nine leads because they are the leads available in both Melo cohorts.</w:t>
       </w:r>
     </w:p>
     <w:p>
@@ -1108,7 +1123,7 @@
         <w:t xml:space="preserve"> </w:t>
       </w:r>
       <w:r>
-        <w:t xml:space="preserve">Leads were converted to mV and band-pass filtered (second-order Butterworth, 0.5–40 Hz, zero phase). QRS complexes were detected as peaks of the summed absolute first difference across the nine leads (minimum distance 330 ms, height ≥ 35% of the 99th percentile). Beats were cut from −290 ms to +460 ms around each peak, and the sample-wise median over all complete beats (at least three) formed the representative beat.</w:t>
+        <w:t xml:space="preserve">Leads were converted to mV and band-pass filtered (second-order Butterworth, 0.5–40 Hz, applied forward and backward for zero phase). QRS complexes were detected as peaks of the summed absolute first difference across the nine leads (minimum distance 330 ms, height ≥ 35% of the 99th percentile). Beats were cut from −290 ms to +450 ms around each peak (75 samples), and the sample-wise median over all complete beats (at least three) formed the representative beat.</w:t>
       </w:r>
     </w:p>
     <w:p>
@@ -1378,7 +1393,7 @@
         <w:t xml:space="preserve"> </w:t>
       </w:r>
       <w:r>
-        <w:t xml:space="preserve">A single hand-crafted feature without training: the mean amplitude of V2 from 60 to 90 ms after the QRS energy peak, minus the mean over the PR interval (−140 to −90 ms). Its threshold was chosen on the validation set like every other model.</w:t>
+        <w:t xml:space="preserve">A single hand-crafted feature without training: the mean amplitude of V2 from 60 to 90 ms after the QRS energy peak, minus the mean over the PR interval (−140 to −90 ms); both windows include their end points (samples 34–37 and 14–19 of the aligned beat). Its threshold was chosen on the validation set like every other model.</w:t>
       </w:r>
     </w:p>
     <w:p>
@@ -2202,9 +2217,28 @@
           <m:r>
             <m:t> </m:t>
           </m:r>
-          <m:r>
-            <m:t>t</m:t>
-          </m:r>
+          <m:d>
+            <m:dPr>
+              <m:begChr m:val="("/>
+              <m:sepChr m:val=""/>
+              <m:endChr m:val=")"/>
+              <m:grow/>
+            </m:dPr>
+            <m:e>
+              <m:r>
+                <m:t>t</m:t>
+              </m:r>
+              <m:r>
+                <m:rPr>
+                  <m:sty m:val="p"/>
+                </m:rPr>
+                <m:t>+</m:t>
+              </m:r>
+              <m:r>
+                <m:t>1</m:t>
+              </m:r>
+            </m:e>
+          </m:d>
           <m:r>
             <m:rPr>
               <m:sty m:val="p"/>
@@ -2262,21 +2296,40 @@
               </m:nary>
             </m:e>
           </m:d>
-          <m:sSub>
+          <m:d>
+            <m:dPr>
+              <m:begChr m:val="("/>
+              <m:sepChr m:val=""/>
+              <m:endChr m:val=")"/>
+              <m:grow/>
+            </m:dPr>
             <m:e>
-              <m:r>
-                <m:t>t</m:t>
-              </m:r>
-            </m:e>
-            <m:sub>
+              <m:sSub>
+                <m:e>
+                  <m:r>
+                    <m:t>t</m:t>
+                  </m:r>
+                </m:e>
+                <m:sub>
+                  <m:r>
+                    <m:rPr>
+                      <m:sty m:val="p"/>
+                    </m:rPr>
+                    <m:t>max</m:t>
+                  </m:r>
+                </m:sub>
+              </m:sSub>
               <m:r>
                 <m:rPr>
                   <m:sty m:val="p"/>
                 </m:rPr>
-                <m:t>max</m:t>
+                <m:t>+</m:t>
               </m:r>
-            </m:sub>
-          </m:sSub>
+              <m:r>
+                <m:t>1</m:t>
+              </m:r>
+            </m:e>
+          </m:d>
           <m:r>
             <m:rPr>
               <m:sty m:val="p"/>
@@ -2322,7 +2375,19 @@
         <w:pStyle w:val="FirstParagraph"/>
       </w:pPr>
       <w:r>
-        <w:t xml:space="preserve">The search runs over t ∈ [t₀ + 1, t₀ + 14]; τ = 0.05; θ ∈ [0.03, 0.5] is initialized at 0.15; and δ</w:t>
+        <w:t xml:space="preserve">Because ê</w:t>
+      </w:r>
+      <w:r>
+        <w:rPr>
+          <w:vertAlign w:val="subscript"/>
+        </w:rPr>
+        <w:t xml:space="preserve">t</w:t>
+      </w:r>
+      <w:r>
+        <w:t xml:space="preserve"> </w:t>
+      </w:r>
+      <w:r>
+        <w:t xml:space="preserve">is the difference between samples t and t + 1, a crossing at t places the J point at t + 1. The search runs over t ∈ [t₀ + 1, t₀ + 14]; τ = 0.05; θ ∈ [0.03, 0.5] is initialized at 0.15; and δ</w:t>
       </w:r>
       <w:r>
         <w:rPr>
@@ -4291,7 +4356,7 @@
         <w:pStyle w:val="BodyText"/>
       </w:pPr>
       <w:r>
-        <w:t xml:space="preserve">QRS_w is a soft threshold width of the derivative energy, so it depends on the high-frequency content that differs between acquisition devices. QRS_sd15 is instead the RMS duration (square root of the second central moment) of the derivative energy envelope e(t) of V1–V3, computed within the QRS window after a 15 Hz low-pass filter:</w:t>
+        <w:t xml:space="preserve">QRS_w is a soft threshold width of the derivative energy, so it depends on the high-frequency content that differs between acquisition devices. QRS_sd15 is instead the RMS duration (square root of the second central moment) of the derivative energy envelope e(t) of V1–V3, computed within −80 to +140 ms after a 15 Hz low-pass filter. The envelope is normalized to its peak, and a floor of 0.1 is subtracted with a soft rectifier before the moments are taken:</w:t>
       </w:r>
     </w:p>
     <w:p>
@@ -7535,7 +7600,7 @@
         </w:numPr>
       </w:pPr>
       <w:r>
-        <w:t xml:space="preserve">the typical nearest neighbour within a cohort (median 0.90–0.92);</w:t>
+        <w:t xml:space="preserve">the typical nearest neighbour within a cohort (median 0.89–0.90);</w:t>
       </w:r>
     </w:p>
     <w:p>
@@ -9155,7 +9220,7 @@
         <w:rPr>
           <w:sz w:val="20"/>
         </w:rPr>
-        <w:t xml:space="preserve">Out-of-domain AUROC with all nine leads versus V1–V3 only. This is an independent training run from Table 5; differences in the shared 9-lead CNN columns reflect training stochasticity (at most 0.03).</w:t>
+        <w:t xml:space="preserve">Out-of-domain AUROC with all nine leads versus V1–V3 only. This is an independent training run from Table 5; differences in the shared 9-lead CNN columns reflect training stochasticity (at most 0.031).</w:t>
       </w:r>
     </w:p>
     <w:tbl>
@@ -11619,7 +11684,7 @@
         <w:t xml:space="preserve"> </w:t>
       </w:r>
       <w:r>
-        <w:t xml:space="preserve">On the 191 non-paced LUDB records, the soft J-point at its clinical initialization agreed with the cardiologist-annotated QRS offset with negligible bias (Table 8).</w:t>
+        <w:t xml:space="preserve">On the 191 non-paced LUDB records, the soft J-point at its clinical initialization agreed with the cardiologist-annotated QRS offset with negligible bias (Table 8). Against the pre-specified CSE criterion (SD ≤ 11.6 ms), the nine-lead variant passed (SD 9.8 ms). The V1–V3 variant used in the concept layer passed in normal conduction (SD 7.7 ms) but not overall (SD 15.0 ms), because of conduction disorders (SD 23.6 ms).</w:t>
       </w:r>
     </w:p>
     <w:p>
@@ -12886,7 +12951,7 @@
         <w:t xml:space="preserve"> </w:t>
       </w:r>
       <w:r>
-        <w:t xml:space="preserve">When the fiducials were learned end-to-end by a CBM trained on the three BrS cohorts, the measurement point moved consistently later:</w:t>
+        <w:t xml:space="preserve">When the fiducials were learned end-to-end by a CBM trained on the three BrS cohorts, the measurement point moved consistently later (values for the nine-lead-energy variant, with the V1–V3 variant in parentheses):</w:t>
       </w:r>
     </w:p>
     <w:p>
@@ -12898,7 +12963,7 @@
         </w:numPr>
       </w:pPr>
       <w:r>
-        <w:t xml:space="preserve">θ decreased from 0.15 to 0.087.</w:t>
+        <w:t xml:space="preserve">θ decreased from 0.15 to 0.087 (0.088).</w:t>
       </w:r>
     </w:p>
     <w:p>
@@ -12922,7 +12987,7 @@
         <w:t xml:space="preserve"> </w:t>
       </w:r>
       <w:r>
-        <w:t xml:space="preserve">converged to +13.5 ms.</w:t>
+        <w:t xml:space="preserve">converged to +13.5 ms (+13.8 ms).</w:t>
       </w:r>
     </w:p>
     <w:p>
@@ -12934,7 +12999,7 @@
         </w:numPr>
       </w:pPr>
       <w:r>
-        <w:t xml:space="preserve">The baseline window moved from −80 to −100 ms.</w:t>
+        <w:t xml:space="preserve">The baseline window moved from −80 to −100 ms (−102.5 ms).</w:t>
       </w:r>
     </w:p>
     <w:p>
@@ -12946,7 +13011,7 @@
         </w:numPr>
       </w:pPr>
       <w:r>
-        <w:t xml:space="preserve">The ST offset moved from 80 to 90 ms.</w:t>
+        <w:t xml:space="preserve">The ST offset moved from 80 to 90 ms (91 ms).</w:t>
       </w:r>
     </w:p>
     <w:p>
@@ -12954,7 +13019,7 @@
         <w:pStyle w:val="FirstParagraph"/>
       </w:pPr>
       <w:r>
-        <w:t xml:space="preserve">The learned J-point lay about 20 ms after the annotated QRS offset (bias +19.3 and +20.6 ms) with unchanged or better precision (SD 8.9 ms with nine-lead energy). The model thus chose to measure ST level slightly into the early ST segment rather than exactly at the end of the QRS complex. This is physiologically plausible for a disease defined by early ST elevation, and it was discovered without any J-point labels. The learned parameters were nearly identical across seeds (θ 0.0866 and 0.0864; δ</w:t>
+        <w:t xml:space="preserve">The learned J-point lay about 20 ms after the annotated QRS offset (bias +19.3 and +20.6 ms) with unchanged or better precision (SD 8.9 ms with nine-lead energy). The model thus chose to measure ST level slightly into the early ST segment rather than exactly at the end of the QRS complex. This is physiologically plausible for a disease defined by early ST elevation, and it was discovered without any J-point labels. The learned parameters were nearly identical across seeds (nine-lead variant: θ 0.0866 and 0.0864, δ</w:t>
       </w:r>
       <w:r>
         <w:rPr>
@@ -12966,7 +13031,19 @@
         <w:t xml:space="preserve"> </w:t>
       </w:r>
       <w:r>
-        <w:t xml:space="preserve">13.5 and 13.6 ms).</w:t>
+        <w:t xml:space="preserve">13.5 and 13.6 ms; V1–V3 variant: θ 0.0875 and 0.0876, δ</w:t>
+      </w:r>
+      <w:r>
+        <w:rPr>
+          <w:vertAlign w:val="subscript"/>
+        </w:rPr>
+        <w:t xml:space="preserve">J</w:t>
+      </w:r>
+      <w:r>
+        <w:t xml:space="preserve"> </w:t>
+      </w:r>
+      <w:r>
+        <w:t xml:space="preserve">13.8 and 13.9 ms).</w:t>
       </w:r>
     </w:p>
     <w:p>
@@ -13880,7 +13957,7 @@
         <w:t xml:space="preserve"> </w:t>
       </w:r>
       <w:r>
-        <w:t xml:space="preserve">CBM-Ada slightly improved the mean AUROC (0.844) and the worst-case balanced accuracy (0.682). However, it normalizes concepts with statistics of the target batch, and those statistics depend on the batch’s disease prevalence. In the prevalence stress test:</w:t>
+        <w:t xml:space="preserve">CBM-Ada slightly improved the mean AUROC (0.844) and the worst-case balanced accuracy (0.682). However, it normalizes concepts with statistics of the target batch, and those statistics depend on the batch’s disease prevalence. In the prevalence stress test (run with the version of the concept layer that computes the J point and QRS_w from nine-lead energy):</w:t>
       </w:r>
     </w:p>
     <w:p>
@@ -13968,7 +14045,7 @@
         <w:t xml:space="preserve"> </w:t>
       </w:r>
       <w:r>
-        <w:t xml:space="preserve">We retrained the CBM in each of the nine settings (first validation split). This reproduced the scores of the main analysis to within 6 × 10⁻⁷. The learned weights pointed in the same direction in every setting (Table 9b).</w:t>
+        <w:t xml:space="preserve">We retrained the CBM in each of the nine settings (first validation split). This reproduced the scores of the main analysis to within 6 × 10⁻⁷. Seventeen of the 28 concepts were active with the same sign in all nine settings. Five more never changed sign but were removed by the sign gate in some settings. Six changed sign between settings because the gate is recomputed on each training pool (curv60_V2, curv60_V3, ST80_V2, tri_w_V2, tri_w_V3, r_prime_V3); curv60_V2 had the fourth largest mean absolute weight (0.39). Table 9b lists the twelve consistent concepts with the largest weights.</w:t>
       </w:r>
     </w:p>
     <w:p>
@@ -13994,7 +14071,7 @@
         <w:t xml:space="preserve"> </w:t>
       </w:r>
       <w:r>
-        <w:t xml:space="preserve">The most heavily weighted CBM concepts across the nine settings. Weights are on standardized concepts; the sign is fixed by the sign gate before training.</w:t>
+        <w:t xml:space="preserve">The most heavily weighted CBM concepts among those active with the same sign in all nine settings. Weights are on standardized concepts; the sign is fixed by the sign gate before training.</w:t>
       </w:r>
     </w:p>
     <w:tbl>
@@ -15024,7 +15101,7 @@
         </w:numPr>
       </w:pPr>
       <w:r>
-        <w:t xml:space="preserve">ST level in V2 (J_elev_V2, ST80_V2) was the other main contributor into HUCA (+0.56 to +2.51 for negatives).</w:t>
+        <w:t xml:space="preserve">ST level in V2 (J_elev_V2, ST80_V2) was the other main contributor for negatives in Claris → HUCA (+0.56) and Mortara → HUCA (+2.51). In Claris + Mortara → HUCA it contributed only +0.28, and QRS energy width dominated.</w:t>
       </w:r>
     </w:p>
     <w:p>
@@ -17320,7 +17397,7 @@
         <w:t xml:space="preserve"> </w:t>
       </w:r>
       <w:r>
-        <w:t xml:space="preserve">The held-out gain persisted when target batches were resampled to screening-like prevalence. CATT reached 0.794, 0.802 and 0.803 at 5%, 10% and 20% prevalence, against 0.70 for SRC and 0.82–0.84 for the oracle.</w:t>
+        <w:t xml:space="preserve">The held-out gain persisted when target batches were resampled to screening-like prevalence. CATT reached 0.794, 0.802 and 0.803 at 5%, 10% and 20% prevalence (10 resampled batches per setting; 0.790 at 5% over the 200 batches of Section 3.7), against 0.70 for SRC and 0.82–0.84 for the oracle.</w:t>
       </w:r>
     </w:p>
     <w:p>
@@ -24605,7 +24682,7 @@
         <w:rPr>
           <w:sz w:val="20"/>
         </w:rPr>
-        <w:t xml:space="preserve">Sensitivity to the HUCA median-beat construction (natural prevalence, three validation seeds).</w:t>
+        <w:t xml:space="preserve">Sensitivity to the HUCA median-beat construction (natural prevalence, three validation seeds). —, not computed: the 9-lead CNN was not retrained in the original-beat run.</w:t>
       </w:r>
     </w:p>
     <w:tbl>
@@ -26141,14 +26218,6 @@
   <w:style w:default="1" w:styleId="Normal" w:type="paragraph">
     <w:name w:val="Normal"/>
     <w:qFormat/>
-    <w:pPr>
-      <w:spacing w:after="120" w:before="0" w:line="360" w:lineRule="auto"/>
-    </w:pPr>
-    <w:rPr>
-      <w:rFonts w:ascii="Times New Roman" w:cs="Times New Roman" w:eastAsia="Times New Roman" w:hAnsi="Times New Roman"/>
-      <w:color w:val="000000"/>
-      <w:sz w:val="24"/>
-    </w:rPr>
   </w:style>
   <w:style w:styleId="BodyText" w:type="paragraph">
     <w:name w:val="Body Text"/>
@@ -26156,40 +26225,22 @@
     <w:link w:val="BodyTextChar"/>
     <w:qFormat/>
     <w:pPr>
-      <w:spacing w:after="120" w:before="0" w:line="360" w:lineRule="auto"/>
+      <w:spacing w:after="180" w:before="180"/>
     </w:pPr>
-    <w:rPr>
-      <w:rFonts w:ascii="Times New Roman" w:cs="Times New Roman" w:eastAsia="Times New Roman" w:hAnsi="Times New Roman"/>
-      <w:color w:val="000000"/>
-      <w:sz w:val="24"/>
-    </w:rPr>
   </w:style>
   <w:style w:customStyle="1" w:styleId="FirstParagraph" w:type="paragraph">
     <w:name w:val="First Paragraph"/>
     <w:basedOn w:val="BodyText"/>
     <w:next w:val="BodyText"/>
     <w:qFormat/>
-    <w:pPr>
-      <w:spacing w:after="120" w:before="0" w:line="360" w:lineRule="auto"/>
-    </w:pPr>
-    <w:rPr>
-      <w:rFonts w:ascii="Times New Roman" w:cs="Times New Roman" w:eastAsia="Times New Roman" w:hAnsi="Times New Roman"/>
-      <w:color w:val="000000"/>
-      <w:sz w:val="24"/>
-    </w:rPr>
   </w:style>
   <w:style w:customStyle="1" w:styleId="Compact" w:type="paragraph">
     <w:name w:val="Compact"/>
     <w:basedOn w:val="BodyText"/>
     <w:qFormat/>
     <w:pPr>
-      <w:spacing w:after="120" w:before="0" w:line="360" w:lineRule="auto"/>
+      <w:spacing w:after="36" w:before="36"/>
     </w:pPr>
-    <w:rPr>
-      <w:rFonts w:ascii="Times New Roman" w:cs="Times New Roman" w:eastAsia="Times New Roman" w:hAnsi="Times New Roman"/>
-      <w:color w:val="000000"/>
-      <w:sz w:val="24"/>
-    </w:rPr>
   </w:style>
   <w:style w:styleId="Title" w:type="paragraph">
     <w:name w:val="Title"/>
@@ -26199,15 +26250,15 @@
     <w:pPr>
       <w:keepNext/>
       <w:keepLines/>
-      <w:spacing w:after="120" w:before="480"/>
+      <w:spacing w:after="240" w:before="480"/>
       <w:jc w:val="center"/>
     </w:pPr>
     <w:rPr>
-      <w:rFonts w:ascii="Times New Roman" w:cs="Times New Roman" w:eastAsia="Times New Roman" w:hAnsi="Times New Roman"/>
+      <w:rFonts w:asciiTheme="majorHAnsi" w:cstheme="majorBidi" w:eastAsiaTheme="majorEastAsia" w:hAnsiTheme="majorHAnsi"/>
       <w:b/>
       <w:bCs/>
-      <w:color w:val="000000"/>
-      <w:sz w:val="32"/>
+      <w:color w:themeColor="accent1" w:themeShade="B5" w:val="345A8A"/>
+      <w:sz w:val="36"/>
       <w:szCs w:val="36"/>
     </w:rPr>
   </w:style>
@@ -26223,11 +26274,7 @@
       <w:jc w:val="center"/>
     </w:pPr>
     <w:rPr>
-      <w:rFonts w:ascii="Times New Roman" w:cs="Times New Roman" w:eastAsia="Times New Roman" w:hAnsi="Times New Roman"/>
-      <w:b w:val="0"/>
-      <w:i/>
-      <w:color w:val="000000"/>
-      <w:sz w:val="24"/>
+      <w:sz w:val="30"/>
       <w:szCs w:val="30"/>
     </w:rPr>
   </w:style>
@@ -26240,10 +26287,6 @@
       <w:keepLines/>
       <w:jc w:val="center"/>
     </w:pPr>
-    <w:rPr>
-      <w:rFonts w:ascii="Times New Roman" w:cs="Times New Roman" w:eastAsia="Times New Roman" w:hAnsi="Times New Roman"/>
-      <w:color w:val="000000"/>
-    </w:rPr>
   </w:style>
   <w:style w:styleId="Date" w:type="paragraph">
     <w:name w:val="Date"/>
@@ -26254,10 +26297,6 @@
       <w:keepLines/>
       <w:jc w:val="center"/>
     </w:pPr>
-    <w:rPr>
-      <w:rFonts w:ascii="Times New Roman" w:cs="Times New Roman" w:eastAsia="Times New Roman" w:hAnsi="Times New Roman"/>
-      <w:color w:val="000000"/>
-    </w:rPr>
   </w:style>
   <w:style w:customStyle="1" w:styleId="AbstractTitle" w:type="paragraph">
     <w:name w:val="Abstract Title"/>
@@ -26271,11 +26310,11 @@
       <w:jc w:val="center"/>
     </w:pPr>
     <w:rPr>
-      <w:color w:val="000000"/>
       <w:sz w:val="20"/>
       <w:szCs w:val="20"/>
-      <w:rFonts w:ascii="Times New Roman" w:cs="Times New Roman" w:eastAsia="Times New Roman" w:hAnsi="Times New Roman"/>
       <w:b/>
+      <w:color w:val="345A8A"/>
+      &gt;
     </w:rPr>
   </w:style>
   <w:style w:customStyle="1" w:styleId="Abstract" w:type="paragraph">
@@ -26289,8 +26328,6 @@
       <w:spacing w:after="300" w:before="100"/>
     </w:pPr>
     <w:rPr>
-      <w:rFonts w:ascii="Times New Roman" w:cs="Times New Roman" w:eastAsia="Times New Roman" w:hAnsi="Times New Roman"/>
-      <w:color w:val="000000"/>
       <w:sz w:val="20"/>
       <w:szCs w:val="20"/>
     </w:rPr>
@@ -26301,10 +26338,7 @@
     <w:next w:val="Bibliography"/>
     <w:qFormat/>
     <w:pPr/>
-    <w:rPr>
-      <w:rFonts w:ascii="Times New Roman" w:cs="Times New Roman" w:eastAsia="Times New Roman" w:hAnsi="Times New Roman"/>
-      <w:color w:val="000000"/>
-    </w:rPr>
+    <w:rPr/>
   </w:style>
   <w:style w:styleId="Heading1" w:type="paragraph">
     <w:name w:val="Heading 1"/>
@@ -26315,16 +26349,15 @@
     <w:pPr>
       <w:keepNext/>
       <w:keepLines/>
-      <w:spacing w:after="120" w:before="360"/>
+      <w:spacing w:after="0" w:before="480"/>
       <w:outlineLvl w:val="0"/>
     </w:pPr>
     <w:rPr>
-      <w:rFonts w:ascii="Times New Roman" w:cs="Times New Roman" w:eastAsia="Times New Roman" w:hAnsi="Times New Roman"/>
+      <w:rFonts w:asciiTheme="majorHAnsi" w:cstheme="majorBidi" w:eastAsiaTheme="majorEastAsia" w:hAnsiTheme="majorHAnsi"/>
       <w:b/>
       <w:bCs/>
-      <w:i w:val="0"/>
-      <w:color w:val="000000"/>
-      <w:sz w:val="28"/>
+      <w:color w:themeColor="accent1" w:val="4F81BD"/>
+      <w:sz w:val="32"/>
       <w:szCs w:val="32"/>
     </w:rPr>
   </w:style>
@@ -26338,16 +26371,15 @@
     <w:pPr>
       <w:keepNext/>
       <w:keepLines/>
-      <w:spacing w:after="120" w:before="240"/>
+      <w:spacing w:after="0" w:before="200"/>
       <w:outlineLvl w:val="1"/>
     </w:pPr>
     <w:rPr>
-      <w:rFonts w:ascii="Times New Roman" w:cs="Times New Roman" w:eastAsia="Times New Roman" w:hAnsi="Times New Roman"/>
+      <w:rFonts w:asciiTheme="majorHAnsi" w:cstheme="majorBidi" w:eastAsiaTheme="majorEastAsia" w:hAnsiTheme="majorHAnsi"/>
       <w:b/>
       <w:bCs/>
-      <w:i w:val="0"/>
-      <w:color w:val="000000"/>
-      <w:sz w:val="24"/>
+      <w:color w:themeColor="accent1" w:val="4F81BD"/>
+      <w:sz w:val="28"/>
       <w:szCs w:val="28"/>
     </w:rPr>
   </w:style>
@@ -26361,15 +26393,14 @@
     <w:pPr>
       <w:keepNext/>
       <w:keepLines/>
-      <w:spacing w:after="120" w:before="200"/>
+      <w:spacing w:after="0" w:before="200"/>
       <w:outlineLvl w:val="2"/>
     </w:pPr>
     <w:rPr>
-      <w:rFonts w:ascii="Times New Roman" w:cs="Times New Roman" w:eastAsia="Times New Roman" w:hAnsi="Times New Roman"/>
+      <w:rFonts w:asciiTheme="majorHAnsi" w:cstheme="majorBidi" w:eastAsiaTheme="majorEastAsia" w:hAnsiTheme="majorHAnsi"/>
       <w:b/>
       <w:bCs/>
-      <w:i w:val="0"/>
-      <w:color w:val="000000"/>
+      <w:color w:themeColor="accent1" w:val="4F81BD"/>
       <w:sz w:val="24"/>
       <w:szCs w:val="24"/>
     </w:rPr>
@@ -26388,10 +26419,10 @@
       <w:outlineLvl w:val="3"/>
     </w:pPr>
     <w:rPr>
-      <w:rFonts w:ascii="Times New Roman" w:cs="Times New Roman" w:eastAsia="Times New Roman" w:hAnsi="Times New Roman"/>
+      <w:rFonts w:asciiTheme="majorHAnsi" w:cstheme="majorBidi" w:eastAsiaTheme="majorEastAsia" w:hAnsiTheme="majorHAnsi"/>
       <w:i/>
       <w:bCs/>
-      <w:color w:val="000000"/>
+      <w:color w:themeColor="accent1" w:val="4F81BD"/>
       <w:sz w:val="24"/>
       <w:szCs w:val="24"/>
     </w:rPr>
@@ -26410,9 +26441,9 @@
       <w:outlineLvl w:val="4"/>
     </w:pPr>
     <w:rPr>
-      <w:rFonts w:ascii="Times New Roman" w:cs="Times New Roman" w:eastAsia="Times New Roman" w:hAnsi="Times New Roman"/>
+      <w:rFonts w:asciiTheme="majorHAnsi" w:cstheme="majorBidi" w:eastAsiaTheme="majorEastAsia" w:hAnsiTheme="majorHAnsi"/>
       <w:iCs/>
-      <w:color w:val="000000"/>
+      <w:color w:themeColor="accent1" w:val="4F81BD"/>
       <w:sz w:val="24"/>
       <w:szCs w:val="24"/>
     </w:rPr>
@@ -26431,8 +26462,8 @@
       <w:outlineLvl w:val="5"/>
     </w:pPr>
     <w:rPr>
-      <w:rFonts w:ascii="Times New Roman" w:cs="Times New Roman" w:eastAsia="Times New Roman" w:hAnsi="Times New Roman"/>
-      <w:color w:val="000000"/>
+      <w:rFonts w:asciiTheme="majorHAnsi" w:cstheme="majorBidi" w:eastAsiaTheme="majorEastAsia" w:hAnsiTheme="majorHAnsi"/>
+      <w:color w:themeColor="accent1" w:val="4F81BD"/>
       <w:sz w:val="24"/>
       <w:szCs w:val="24"/>
     </w:rPr>
@@ -26451,8 +26482,8 @@
       <w:outlineLvl w:val="6"/>
     </w:pPr>
     <w:rPr>
-      <w:rFonts w:ascii="Times New Roman" w:cs="Times New Roman" w:eastAsia="Times New Roman" w:hAnsi="Times New Roman"/>
-      <w:color w:val="000000"/>
+      <w:rFonts w:asciiTheme="majorHAnsi" w:cstheme="majorBidi" w:eastAsiaTheme="majorEastAsia" w:hAnsiTheme="majorHAnsi"/>
+      <w:color w:themeColor="accent1" w:val="4F81BD"/>
       <w:sz w:val="24"/>
       <w:szCs w:val="24"/>
     </w:rPr>
@@ -26471,8 +26502,8 @@
       <w:outlineLvl w:val="7"/>
     </w:pPr>
     <w:rPr>
-      <w:rFonts w:ascii="Times New Roman" w:cs="Times New Roman" w:eastAsia="Times New Roman" w:hAnsi="Times New Roman"/>
-      <w:color w:val="000000"/>
+      <w:rFonts w:asciiTheme="majorHAnsi" w:cstheme="majorBidi" w:eastAsiaTheme="majorEastAsia" w:hAnsiTheme="majorHAnsi"/>
+      <w:color w:themeColor="accent1" w:val="4F81BD"/>
       <w:sz w:val="24"/>
       <w:szCs w:val="24"/>
     </w:rPr>
@@ -26491,8 +26522,8 @@
       <w:outlineLvl w:val="8"/>
     </w:pPr>
     <w:rPr>
-      <w:rFonts w:ascii="Times New Roman" w:cs="Times New Roman" w:eastAsia="Times New Roman" w:hAnsi="Times New Roman"/>
-      <w:color w:val="000000"/>
+      <w:rFonts w:asciiTheme="majorHAnsi" w:cstheme="majorBidi" w:eastAsiaTheme="majorEastAsia" w:hAnsiTheme="majorHAnsi"/>
+      <w:color w:themeColor="accent1" w:val="4F81BD"/>
       <w:sz w:val="24"/>
       <w:szCs w:val="24"/>
     </w:rPr>
@@ -26508,10 +26539,6 @@
       <w:spacing w:after="100" w:before="100"/>
       <w:ind w:firstLine="0" w:left="480" w:right="480"/>
     </w:pPr>
-    <w:rPr>
-      <w:rFonts w:ascii="Times New Roman" w:cs="Times New Roman" w:eastAsia="Times New Roman" w:hAnsi="Times New Roman"/>
-      <w:color w:val="000000"/>
-    </w:rPr>
   </w:style>
   <w:style w:styleId="FootnoteText" w:type="paragraph">
     <w:name w:val="Footnote Text"/>
@@ -26520,10 +26547,6 @@
     <w:uiPriority w:val="9"/>
     <w:unhideWhenUsed/>
     <w:qFormat/>
-    <w:rPr>
-      <w:rFonts w:ascii="Times New Roman" w:cs="Times New Roman" w:eastAsia="Times New Roman" w:hAnsi="Times New Roman"/>
-      <w:color w:val="000000"/>
-    </w:rPr>
   </w:style>
   <w:style w:default="1" w:styleId="DefaultParagraphFont" w:type="character">
     <w:name w:val="Default Paragraph Font"/>
@@ -26571,18 +26594,12 @@
       <w:spacing w:after="0"/>
     </w:pPr>
     <w:rPr>
-      <w:rFonts w:ascii="Times New Roman" w:cs="Times New Roman" w:eastAsia="Times New Roman" w:hAnsi="Times New Roman"/>
       <w:b/>
-      <w:color w:val="000000"/>
     </w:rPr>
   </w:style>
   <w:style w:customStyle="1" w:styleId="Definition" w:type="paragraph">
     <w:name w:val="Definition"/>
     <w:basedOn w:val="Normal"/>
-    <w:rPr>
-      <w:rFonts w:ascii="Times New Roman" w:cs="Times New Roman" w:eastAsia="Times New Roman" w:hAnsi="Times New Roman"/>
-      <w:color w:val="000000"/>
-    </w:rPr>
   </w:style>
   <w:style w:styleId="Caption" w:type="paragraph">
     <w:name w:val="Caption"/>
@@ -26592,11 +26609,7 @@
       <w:spacing w:after="120" w:before="0"/>
     </w:pPr>
     <w:rPr>
-      <w:rFonts w:ascii="Times New Roman" w:cs="Times New Roman" w:eastAsia="Times New Roman" w:hAnsi="Times New Roman"/>
-      <w:b w:val="0"/>
-      <w:i w:val="0"/>
-      <w:color w:val="000000"/>
-      <w:sz w:val="20"/>
+      <w:i/>
     </w:rPr>
   </w:style>
   <w:style w:customStyle="1" w:styleId="TableCaption" w:type="paragraph">
@@ -26605,32 +26618,14 @@
     <w:pPr>
       <w:keepNext/>
     </w:pPr>
-    <w:rPr>
-      <w:rFonts w:ascii="Times New Roman" w:cs="Times New Roman" w:eastAsia="Times New Roman" w:hAnsi="Times New Roman"/>
-      <w:b w:val="0"/>
-      <w:i w:val="0"/>
-      <w:color w:val="000000"/>
-      <w:sz w:val="20"/>
-    </w:rPr>
   </w:style>
   <w:style w:customStyle="1" w:styleId="ImageCaption" w:type="paragraph">
     <w:name w:val="Image Caption"/>
     <w:basedOn w:val="Caption"/>
-    <w:rPr>
-      <w:rFonts w:ascii="Times New Roman" w:cs="Times New Roman" w:eastAsia="Times New Roman" w:hAnsi="Times New Roman"/>
-      <w:b w:val="0"/>
-      <w:i w:val="0"/>
-      <w:color w:val="000000"/>
-      <w:sz w:val="20"/>
-    </w:rPr>
   </w:style>
   <w:style w:customStyle="1" w:styleId="Figure" w:type="paragraph">
     <w:name w:val="Figure"/>
     <w:basedOn w:val="Normal"/>
-    <w:rPr>
-      <w:rFonts w:ascii="Times New Roman" w:cs="Times New Roman" w:eastAsia="Times New Roman" w:hAnsi="Times New Roman"/>
-      <w:color w:val="000000"/>
-    </w:rPr>
   </w:style>
   <w:style w:customStyle="1" w:styleId="CaptionedFigure" w:type="paragraph">
     <w:name w:val="Captioned Figure"/>
@@ -26638,10 +26633,6 @@
     <w:pPr>
       <w:keepNext/>
     </w:pPr>
-    <w:rPr>
-      <w:rFonts w:ascii="Times New Roman" w:cs="Times New Roman" w:eastAsia="Times New Roman" w:hAnsi="Times New Roman"/>
-      <w:color w:val="000000"/>
-    </w:rPr>
   </w:style>
   <w:style w:customStyle="1" w:styleId="BodyTextChar" w:type="character">
     <w:name w:val="Body Text Char"/>
@@ -26686,10 +26677,10 @@
       <w:outlineLvl w:val="9"/>
     </w:pPr>
     <w:rPr>
-      <w:rFonts w:ascii="Times New Roman" w:cs="Times New Roman" w:eastAsia="Times New Roman" w:hAnsi="Times New Roman"/>
+      <w:rFonts w:asciiTheme="majorHAnsi" w:cstheme="majorBidi" w:eastAsiaTheme="majorEastAsia" w:hAnsiTheme="majorHAnsi"/>
       <w:b w:val="0"/>
       <w:bCs w:val="0"/>
-      <w:color w:val="000000"/>
+      <w:color w:themeColor="accent1" w:themeShade="BF" w:val="365F91"/>
     </w:rPr>
   </w:style>
   <w:style w:type="paragraph" w:customStyle="1" w:styleId="SourceCode">

--- a/brugada-catt/manuscript/Brugada_CATT_Methods_Results.docx
+++ b/brugada-catt/manuscript/Brugada_CATT_Methods_Results.docx
@@ -13957,7 +13957,7 @@
         <w:t xml:space="preserve"> </w:t>
       </w:r>
       <w:r>
-        <w:t xml:space="preserve">CBM-Ada slightly improved the mean AUROC (0.844) and the worst-case balanced accuracy (0.682). However, it normalizes concepts with statistics of the target batch, and those statistics depend on the batch’s disease prevalence. In the prevalence stress test (run with the version of the concept layer that computes the J point and QRS_w from nine-lead energy):</w:t>
+        <w:t xml:space="preserve">CBM-Ada slightly improved the mean AUROC (0.844) and the worst-case balanced accuracy (0.682). However, it normalizes concepts with statistics of the target batch, and those statistics depend on the batch’s disease prevalence. In the prevalence stress test (target batches of 100 ECGs, 30 draws per prevalence):</w:t>
       </w:r>
     </w:p>
     <w:p>
@@ -13969,7 +13969,7 @@
         </w:numPr>
       </w:pPr>
       <w:r>
-        <w:t xml:space="preserve">The balanced accuracy of the CBM stayed at about 0.72 at every prevalence.</w:t>
+        <w:t xml:space="preserve">The balanced accuracy of the CBM stayed between 0.73 and 0.76 at every prevalence, and its sensitivity and specificity did not move (0.73–0.78 and 0.74–0.75).</w:t>
       </w:r>
     </w:p>
     <w:p>
@@ -13981,7 +13981,7 @@
         </w:numPr>
       </w:pPr>
       <w:r>
-        <w:t xml:space="preserve">The balanced accuracy of CBM-Ada rose from 0.719 at 5% prevalence to 0.740 at 35–50%.</w:t>
+        <w:t xml:space="preserve">The balanced accuracy of CBM-Ada was 0.738 at 5% prevalence, below that of the CBM (0.761), and 0.756–0.758 at 35–50%.</w:t>
       </w:r>
     </w:p>
     <w:p>
@@ -13993,7 +13993,7 @@
         </w:numPr>
       </w:pPr>
       <w:r>
-        <w:t xml:space="preserve">Its operating point drifted with prevalence: sensitivity/specificity 0.86/0.57 at 5%, and 0.61/0.87 at 70%.</w:t>
+        <w:t xml:space="preserve">Its operating point drifted with prevalence: sensitivity/specificity 0.87/0.61 at 5%, and 0.59/0.90 at 70%.</w:t>
       </w:r>
     </w:p>
     <w:p>
@@ -15109,7 +15109,7 @@
         <w:pStyle w:val="FirstParagraph"/>
       </w:pPr>
       <w:r>
-        <w:t xml:space="preserve">The 23 HUCA negatives with a Brugada-type baseline pattern did not cause the shift. Removing them changed the logit shift of the negatives by at most 0.11 logit units (2–3% of the shift for CNN-V1V3, 5–14% for CBM-sd15).</w:t>
+        <w:t xml:space="preserve">The 23 HUCA negatives with a Brugada-type baseline pattern did not cause the shift. Removing them changed the logit shift of the negatives by at most 0.11 logit units (2–3% of the shift for CNN-V1V3, 4–15% for CBM-sd15).</w:t>
       </w:r>
     </w:p>
     <w:bookmarkEnd w:id="43"/>
@@ -24682,7 +24682,7 @@
         <w:rPr>
           <w:sz w:val="20"/>
         </w:rPr>
-        <w:t xml:space="preserve">Sensitivity to the HUCA median-beat construction (natural prevalence, three validation seeds). —, not computed: the 9-lead CNN was not retrained in the original-beat run.</w:t>
+        <w:t xml:space="preserve">Sensitivity to the HUCA median-beat construction (natural prevalence, three validation seeds).</w:t>
       </w:r>
     </w:p>
     <w:tbl>
@@ -24877,7 +24877,7 @@
               <w:rPr>
                 <w:sz w:val="19"/>
               </w:rPr>
-              <w:t xml:space="preserve">—</w:t>
+              <w:t xml:space="preserve">0.817</w:t>
             </w:r>
           </w:p>
         </w:tc>
